--- a/paper/ribci-cyted-2026/paper2-remediation-anon.docx
+++ b/paper/ribci-cyted-2026/paper2-remediation-anon.docx
@@ -668,55 +668,349 @@
         <w:t xml:space="preserve">).</w:t>
       </w:r>
     </w:p>
-    <w:p>
-      <w:pPr>
-        <w:pStyle w:val="CaptionedFigure"/>
-      </w:pPr>
-      <w:bookmarkStart w:id="28" w:name="fig:pipeline"/>
-      <w:r>
-        <w:drawing>
-          <wp:inline>
-            <wp:extent cx="2348692" cy="1440409"/>
-            <wp:effectExtent b="0" l="0" r="0" t="0"/>
-            <wp:docPr descr="MIESC remediation pipeline. Each stage consumes the output of the previous stage, producing a progressively more complete security artifact." title="" id="1" name="Picture"/>
-            <a:graphic>
-              <a:graphicData uri="http://schemas.openxmlformats.org/drawingml/2006/picture">
-                <pic:pic>
-                  <pic:nvPicPr>
-                    <pic:cNvPr descr="figs/fig2-1.png" id="0" name="Picture"/>
-                    <pic:cNvPicPr>
-                      <a:picLocks noChangeArrowheads="1" noChangeAspect="1"/>
-                    </pic:cNvPicPr>
-                  </pic:nvPicPr>
-                  <pic:blipFill>
-                    <a:blip r:embed="rId27"/>
-                    <a:stretch>
-                      <a:fillRect/>
-                    </a:stretch>
-                  </pic:blipFill>
-                  <pic:spPr bwMode="auto">
-                    <a:xfrm>
-                      <a:off x="0" y="0"/>
-                      <a:ext cx="2348692" cy="1440409"/>
-                    </a:xfrm>
-                    <a:prstGeom prst="rect">
-                      <a:avLst/>
-                    </a:prstGeom>
-                    <a:noFill/>
-                    <a:ln w="9525">
-                      <a:noFill/>
-                      <a:headEnd/>
-                      <a:tailEnd/>
-                    </a:ln>
-                  </pic:spPr>
-                </pic:pic>
-              </a:graphicData>
-            </a:graphic>
-          </wp:inline>
-        </w:drawing>
-      </w:r>
-      <w:bookmarkEnd w:id="28"/>
-    </w:p>
+    <w:tbl>
+      <w:tblPr>
+        <w:tblW w:type="auto" w:w="0"/>
+        <w:jc w:val="center"/>
+        <w:tblLook w:firstColumn="1" w:firstRow="1" w:lastColumn="0" w:lastRow="0" w:noHBand="0" w:noVBand="1" w:val="04A0"/>
+        <w:tblW w:w="3960000" w:type="dxa"/>
+        <w:tblLayout w:type="fixed"/>
+      </w:tblPr>
+      <w:tblGrid>
+        <w:gridCol w:w="3960000"/>
+      </w:tblGrid>
+      <w:tr>
+        <w:tc>
+          <w:tcPr>
+            <w:tcW w:type="dxa" w:w="9072"/>
+            <w:tcW w:w="3960000" w:type="dxa"/>
+            <w:tcBorders>
+              <w:top w:val="single" w:sz="6" w:space="0" w:color="000000"/>
+              <w:left w:val="single" w:sz="6" w:space="0" w:color="000000"/>
+              <w:bottom w:val="single" w:sz="6" w:space="0" w:color="000000"/>
+              <w:right w:val="single" w:sz="6" w:space="0" w:color="000000"/>
+            </w:tcBorders>
+            <w:vAlign w:val="center"/>
+          </w:tcPr>
+          <w:p>
+            <w:pPr>
+              <w:spacing w:before="60" w:after="60"/>
+              <w:jc w:val="center"/>
+            </w:pPr>
+            <w:r>
+              <w:rPr>
+                <w:rFonts w:ascii="Times New Roman" w:hAnsi="Times New Roman"/>
+                <w:b/>
+              </w:rPr>
+              <w:t xml:space="preserve">Stage 1: </w:t>
+            </w:r>
+            <w:r>
+              <w:rPr>
+                <w:rFonts w:ascii="Consolas" w:hAnsi="Consolas"/>
+                <w:sz w:val="19"/>
+              </w:rPr>
+              <w:t>miesc scan</w:t>
+            </w:r>
+            <w:r>
+              <w:rPr>
+                <w:rFonts w:ascii="Times New Roman" w:hAnsi="Times New Roman"/>
+              </w:rPr>
+              <w:t xml:space="preserve"> → findings.json</w:t>
+            </w:r>
+          </w:p>
+        </w:tc>
+      </w:tr>
+      <w:tr>
+        <w:tc>
+          <w:tcPr>
+            <w:tcW w:type="dxa" w:w="9072"/>
+            <w:tcW w:w="3960000" w:type="dxa"/>
+            <w:tcBorders>
+              <w:top w:val="nil"/>
+              <w:left w:val="nil"/>
+              <w:bottom w:val="nil"/>
+              <w:right w:val="nil"/>
+            </w:tcBorders>
+            <w:vAlign w:val="center"/>
+          </w:tcPr>
+          <w:p>
+            <w:pPr>
+              <w:spacing w:before="20" w:after="20"/>
+              <w:jc w:val="center"/>
+            </w:pPr>
+            <w:r>
+              <w:rPr>
+                <w:rFonts w:ascii="Times New Roman" w:hAnsi="Times New Roman"/>
+                <w:sz w:val="24"/>
+              </w:rPr>
+              <w:t>↓</w:t>
+            </w:r>
+          </w:p>
+        </w:tc>
+      </w:tr>
+      <w:tr>
+        <w:tc>
+          <w:tcPr>
+            <w:tcW w:type="dxa" w:w="9072"/>
+            <w:tcW w:w="3960000" w:type="dxa"/>
+            <w:tcBorders>
+              <w:top w:val="single" w:sz="6" w:space="0" w:color="000000"/>
+              <w:left w:val="single" w:sz="6" w:space="0" w:color="000000"/>
+              <w:bottom w:val="single" w:sz="6" w:space="0" w:color="000000"/>
+              <w:right w:val="single" w:sz="6" w:space="0" w:color="000000"/>
+            </w:tcBorders>
+            <w:vAlign w:val="center"/>
+          </w:tcPr>
+          <w:p>
+            <w:pPr>
+              <w:spacing w:before="60" w:after="60"/>
+              <w:jc w:val="center"/>
+            </w:pPr>
+            <w:r>
+              <w:rPr>
+                <w:rFonts w:ascii="Times New Roman" w:hAnsi="Times New Roman"/>
+                <w:b/>
+              </w:rPr>
+              <w:t xml:space="preserve">Stage 2: </w:t>
+            </w:r>
+            <w:r>
+              <w:rPr>
+                <w:rFonts w:ascii="Consolas" w:hAnsi="Consolas"/>
+                <w:sz w:val="19"/>
+              </w:rPr>
+              <w:t>miesc fix</w:t>
+            </w:r>
+            <w:r>
+              <w:rPr>
+                <w:rFonts w:ascii="Times New Roman" w:hAnsi="Times New Roman"/>
+              </w:rPr>
+              <w:t xml:space="preserve"> → contract.fixed.sol</w:t>
+            </w:r>
+          </w:p>
+        </w:tc>
+      </w:tr>
+      <w:tr>
+        <w:tc>
+          <w:tcPr>
+            <w:tcW w:type="dxa" w:w="9072"/>
+            <w:tcW w:w="3960000" w:type="dxa"/>
+            <w:tcBorders>
+              <w:top w:val="nil"/>
+              <w:left w:val="nil"/>
+              <w:bottom w:val="nil"/>
+              <w:right w:val="nil"/>
+            </w:tcBorders>
+            <w:vAlign w:val="center"/>
+          </w:tcPr>
+          <w:p>
+            <w:pPr>
+              <w:spacing w:before="20" w:after="20"/>
+              <w:jc w:val="center"/>
+            </w:pPr>
+            <w:r>
+              <w:rPr>
+                <w:rFonts w:ascii="Times New Roman" w:hAnsi="Times New Roman"/>
+                <w:sz w:val="24"/>
+              </w:rPr>
+              <w:t>↓</w:t>
+            </w:r>
+          </w:p>
+        </w:tc>
+      </w:tr>
+      <w:tr>
+        <w:tc>
+          <w:tcPr>
+            <w:tcW w:type="dxa" w:w="9072"/>
+            <w:tcW w:w="3960000" w:type="dxa"/>
+            <w:tcBorders>
+              <w:top w:val="single" w:sz="6" w:space="0" w:color="000000"/>
+              <w:left w:val="single" w:sz="6" w:space="0" w:color="000000"/>
+              <w:bottom w:val="single" w:sz="6" w:space="0" w:color="000000"/>
+              <w:right w:val="single" w:sz="6" w:space="0" w:color="000000"/>
+            </w:tcBorders>
+            <w:vAlign w:val="center"/>
+          </w:tcPr>
+          <w:p>
+            <w:pPr>
+              <w:spacing w:before="60" w:after="60"/>
+              <w:jc w:val="center"/>
+            </w:pPr>
+            <w:r>
+              <w:rPr>
+                <w:rFonts w:ascii="Times New Roman" w:hAnsi="Times New Roman"/>
+                <w:b/>
+              </w:rPr>
+              <w:t xml:space="preserve">Stage 3: </w:t>
+            </w:r>
+            <w:r>
+              <w:rPr>
+                <w:rFonts w:ascii="Consolas" w:hAnsi="Consolas"/>
+                <w:sz w:val="19"/>
+              </w:rPr>
+              <w:t>miesc test-gen</w:t>
+            </w:r>
+            <w:r>
+              <w:rPr>
+                <w:rFonts w:ascii="Times New Roman" w:hAnsi="Times New Roman"/>
+              </w:rPr>
+              <w:t xml:space="preserve"> → test/*.t.sol</w:t>
+            </w:r>
+          </w:p>
+        </w:tc>
+      </w:tr>
+      <w:tr>
+        <w:tc>
+          <w:tcPr>
+            <w:tcW w:type="dxa" w:w="9072"/>
+            <w:tcW w:w="3960000" w:type="dxa"/>
+            <w:tcBorders>
+              <w:top w:val="nil"/>
+              <w:left w:val="nil"/>
+              <w:bottom w:val="nil"/>
+              <w:right w:val="nil"/>
+            </w:tcBorders>
+            <w:vAlign w:val="center"/>
+          </w:tcPr>
+          <w:p>
+            <w:pPr>
+              <w:spacing w:before="20" w:after="20"/>
+              <w:jc w:val="center"/>
+            </w:pPr>
+            <w:r>
+              <w:rPr>
+                <w:rFonts w:ascii="Times New Roman" w:hAnsi="Times New Roman"/>
+                <w:sz w:val="24"/>
+              </w:rPr>
+              <w:t>↓</w:t>
+            </w:r>
+          </w:p>
+        </w:tc>
+      </w:tr>
+      <w:tr>
+        <w:tc>
+          <w:tcPr>
+            <w:tcW w:type="dxa" w:w="9072"/>
+            <w:tcW w:w="3960000" w:type="dxa"/>
+            <w:tcBorders>
+              <w:top w:val="single" w:sz="6" w:space="0" w:color="000000"/>
+              <w:left w:val="single" w:sz="6" w:space="0" w:color="000000"/>
+              <w:bottom w:val="single" w:sz="6" w:space="0" w:color="000000"/>
+              <w:right w:val="single" w:sz="6" w:space="0" w:color="000000"/>
+            </w:tcBorders>
+            <w:vAlign w:val="center"/>
+          </w:tcPr>
+          <w:p>
+            <w:pPr>
+              <w:spacing w:before="60" w:after="60"/>
+              <w:jc w:val="center"/>
+            </w:pPr>
+            <w:r>
+              <w:rPr>
+                <w:rFonts w:ascii="Times New Roman" w:hAnsi="Times New Roman"/>
+                <w:b/>
+              </w:rPr>
+              <w:t xml:space="preserve">Stage 4: </w:t>
+            </w:r>
+            <w:r>
+              <w:rPr>
+                <w:rFonts w:ascii="Consolas" w:hAnsi="Consolas"/>
+                <w:sz w:val="19"/>
+              </w:rPr>
+              <w:t>miesc specs</w:t>
+            </w:r>
+            <w:r>
+              <w:rPr>
+                <w:rFonts w:ascii="Times New Roman" w:hAnsi="Times New Roman"/>
+              </w:rPr>
+              <w:t xml:space="preserve"> + </w:t>
+            </w:r>
+            <w:r>
+              <w:rPr>
+                <w:rFonts w:ascii="Consolas" w:hAnsi="Consolas"/>
+                <w:sz w:val="19"/>
+              </w:rPr>
+              <w:t>miesc verify</w:t>
+            </w:r>
+          </w:p>
+        </w:tc>
+      </w:tr>
+      <w:tr>
+        <w:tc>
+          <w:tcPr>
+            <w:tcW w:type="dxa" w:w="9072"/>
+            <w:tcW w:w="3960000" w:type="dxa"/>
+            <w:tcBorders>
+              <w:top w:val="nil"/>
+              <w:left w:val="nil"/>
+              <w:bottom w:val="nil"/>
+              <w:right w:val="nil"/>
+            </w:tcBorders>
+            <w:vAlign w:val="center"/>
+          </w:tcPr>
+          <w:p>
+            <w:pPr>
+              <w:spacing w:before="20" w:after="20"/>
+              <w:jc w:val="center"/>
+            </w:pPr>
+            <w:r>
+              <w:rPr>
+                <w:rFonts w:ascii="Times New Roman" w:hAnsi="Times New Roman"/>
+                <w:sz w:val="24"/>
+              </w:rPr>
+              <w:t>↓</w:t>
+            </w:r>
+          </w:p>
+        </w:tc>
+      </w:tr>
+      <w:tr>
+        <w:tc>
+          <w:tcPr>
+            <w:tcW w:type="dxa" w:w="9072"/>
+            <w:tcW w:w="3960000" w:type="dxa"/>
+            <w:tcBorders>
+              <w:top w:val="single" w:sz="6" w:space="0" w:color="000000"/>
+              <w:left w:val="single" w:sz="6" w:space="0" w:color="000000"/>
+              <w:bottom w:val="single" w:sz="6" w:space="0" w:color="000000"/>
+              <w:right w:val="single" w:sz="6" w:space="0" w:color="000000"/>
+            </w:tcBorders>
+            <w:vAlign w:val="center"/>
+          </w:tcPr>
+          <w:p>
+            <w:pPr>
+              <w:spacing w:before="60" w:after="60"/>
+              <w:jc w:val="center"/>
+            </w:pPr>
+            <w:r>
+              <w:rPr>
+                <w:rFonts w:ascii="Times New Roman" w:hAnsi="Times New Roman"/>
+                <w:b/>
+              </w:rPr>
+              <w:t xml:space="preserve">Stage 5: </w:t>
+            </w:r>
+            <w:r>
+              <w:rPr>
+                <w:rFonts w:ascii="Consolas" w:hAnsi="Consolas"/>
+                <w:sz w:val="19"/>
+              </w:rPr>
+              <w:t>miesc compliance</w:t>
+            </w:r>
+            <w:r>
+              <w:rPr>
+                <w:rFonts w:ascii="Times New Roman" w:hAnsi="Times New Roman"/>
+              </w:rPr>
+              <w:t xml:space="preserve"> + </w:t>
+            </w:r>
+            <w:r>
+              <w:rPr>
+                <w:rFonts w:ascii="Consolas" w:hAnsi="Consolas"/>
+                <w:sz w:val="19"/>
+              </w:rPr>
+              <w:t>miesc report</w:t>
+            </w:r>
+          </w:p>
+        </w:tc>
+      </w:tr>
+    </w:tbl>
     <w:p>
       <w:pPr>
         <w:pStyle w:val="ImageCaption"/>
